--- a/1 am/2 نظام التشغيل/cours 7/fiche.docx
+++ b/1 am/2 نظام التشغيل/cours 7/fiche.docx
@@ -4785,11 +4785,13 @@
             <w:pPr>
               <w:bidi/>
               <w:rPr>
-                <w:rFonts w:asciiTheme="majorBidi" w:hAnsiTheme="majorBidi" w:cstheme="majorBidi"/>
+                <w:rFonts w:asciiTheme="majorBidi" w:hAnsiTheme="majorBidi" w:cstheme="majorBidi" w:hint="cs"/>
                 <w:color w:val="0070C0"/>
                 <w:sz w:val="28"/>
                 <w:szCs w:val="28"/>
                 <w:u w:val="single"/>
+                <w:rtl/>
+                <w:lang w:bidi="ar-DZ"/>
               </w:rPr>
             </w:pPr>
             <w:r>
@@ -6336,7 +6338,19 @@
                 <w:rtl/>
                 <w:lang w:bidi="ar-DZ"/>
               </w:rPr>
-              <w:t>ح المكتب باسم (</w:t>
+              <w:t xml:space="preserve">ح المكتب باسم </w:t>
+            </w:r>
+            <w:bookmarkStart w:id="0" w:name="_GoBack"/>
+            <w:bookmarkEnd w:id="0"/>
+            <w:r>
+              <w:rPr>
+                <w:rFonts w:asciiTheme="majorBidi" w:hAnsiTheme="majorBidi" w:cstheme="majorBidi" w:hint="cs"/>
+                <w:sz w:val="28"/>
+                <w:szCs w:val="28"/>
+                <w:rtl/>
+                <w:lang w:bidi="ar-DZ"/>
+              </w:rPr>
+              <w:t>(</w:t>
             </w:r>
             <w:proofErr w:type="spellStart"/>
             <w:r>
@@ -7737,8 +7751,6 @@
                     </w:rPr>
                     <w:t>الأدوات</w:t>
                   </w:r>
-                  <w:bookmarkStart w:id="0" w:name="_GoBack"/>
-                  <w:bookmarkEnd w:id="0"/>
                   <w:r>
                     <w:rPr>
                       <w:rFonts w:asciiTheme="majorBidi" w:hAnsiTheme="majorBidi" w:cstheme="majorBidi"/>
@@ -7748,6 +7760,41 @@
                       <w:lang w:bidi="ar-DZ"/>
                     </w:rPr>
                     <w:t xml:space="preserve">  </w:t>
+                  </w:r>
+                </w:p>
+                <w:p>
+                  <w:pPr>
+                    <w:pStyle w:val="Paragraphedeliste"/>
+                    <w:bidi/>
+                    <w:spacing w:after="200" w:line="276" w:lineRule="auto"/>
+                    <w:ind w:left="0"/>
+                    <w:rPr>
+                      <w:rFonts w:asciiTheme="majorBidi" w:hAnsiTheme="majorBidi" w:cstheme="majorBidi"/>
+                      <w:sz w:val="28"/>
+                      <w:szCs w:val="28"/>
+                      <w:rtl/>
+                      <w:lang w:bidi="ar-DZ"/>
+                    </w:rPr>
+                  </w:pPr>
+                  <w:r>
+                    <w:rPr>
+                      <w:rFonts w:asciiTheme="majorBidi" w:hAnsiTheme="majorBidi" w:cstheme="majorBidi" w:hint="cs"/>
+                      <w:sz w:val="28"/>
+                      <w:szCs w:val="28"/>
+                      <w:rtl/>
+                      <w:lang w:bidi="ar-DZ"/>
+                    </w:rPr>
+                    <w:t>شريط التمرير العمودي</w:t>
+                  </w:r>
+                  <w:r>
+                    <w:rPr>
+                      <w:rFonts w:asciiTheme="majorBidi" w:hAnsiTheme="majorBidi" w:cstheme="majorBidi"/>
+                      <w:sz w:val="28"/>
+                      <w:szCs w:val="28"/>
+                      <w:rtl/>
+                      <w:lang w:bidi="ar-DZ"/>
+                    </w:rPr>
+                    <w:t xml:space="preserve"> </w:t>
                   </w:r>
                 </w:p>
                 <w:p>
@@ -7799,43 +7846,6 @@
                   <w:r>
                     <w:rPr>
                       <w:rFonts w:asciiTheme="majorBidi" w:hAnsiTheme="majorBidi" w:cstheme="majorBidi" w:hint="cs"/>
-                      <w:sz w:val="28"/>
-                      <w:szCs w:val="28"/>
-                      <w:rtl/>
-                      <w:lang w:bidi="ar-DZ"/>
-                    </w:rPr>
-                    <w:t xml:space="preserve"> </w:t>
-                  </w:r>
-                </w:p>
-                <w:p>
-                  <w:pPr>
-                    <w:pStyle w:val="Paragraphedeliste"/>
-                    <w:framePr w:hSpace="180" w:wrap="around" w:vAnchor="text" w:hAnchor="margin" w:x="-142" w:y="169"/>
-                    <w:bidi/>
-                    <w:spacing w:after="200" w:line="276" w:lineRule="auto"/>
-                    <w:ind w:left="0"/>
-                    <w:suppressOverlap/>
-                    <w:rPr>
-                      <w:rFonts w:asciiTheme="majorBidi" w:hAnsiTheme="majorBidi" w:cstheme="majorBidi"/>
-                      <w:sz w:val="28"/>
-                      <w:szCs w:val="28"/>
-                      <w:rtl/>
-                      <w:lang w:bidi="ar-DZ"/>
-                    </w:rPr>
-                  </w:pPr>
-                  <w:r>
-                    <w:rPr>
-                      <w:rFonts w:asciiTheme="majorBidi" w:hAnsiTheme="majorBidi" w:cstheme="majorBidi" w:hint="cs"/>
-                      <w:sz w:val="28"/>
-                      <w:szCs w:val="28"/>
-                      <w:rtl/>
-                      <w:lang w:bidi="ar-DZ"/>
-                    </w:rPr>
-                    <w:t>شريط التمرير العمودي</w:t>
-                  </w:r>
-                  <w:r>
-                    <w:rPr>
-                      <w:rFonts w:asciiTheme="majorBidi" w:hAnsiTheme="majorBidi" w:cstheme="majorBidi"/>
                       <w:sz w:val="28"/>
                       <w:szCs w:val="28"/>
                       <w:rtl/>
@@ -13680,7 +13690,7 @@
 </file>
 
 <file path=customXml/itemProps1.xml><?xml version="1.0" encoding="utf-8"?>
-<ds:datastoreItem xmlns:ds="http://schemas.openxmlformats.org/officeDocument/2006/customXml" ds:itemID="{5636096C-3A10-4E09-8EED-858DD7659E4D}">
+<ds:datastoreItem xmlns:ds="http://schemas.openxmlformats.org/officeDocument/2006/customXml" ds:itemID="{ACBDCC72-5CC4-42B0-8FF3-49F6360DAAF4}">
   <ds:schemaRefs>
     <ds:schemaRef ds:uri="http://schemas.openxmlformats.org/officeDocument/2006/bibliography"/>
   </ds:schemaRefs>
